--- a/templates/forms/5-9/2026-10-18.ja-zh/template.docx
+++ b/templates/forms/5-9/2026-10-18.ja-zh/template.docx
@@ -857,7 +857,7 @@
           <w:rFonts w:ascii="ＭＳ 明朝" w:hAnsi="ＭＳ 明朝" w:hint="eastAsia"/>
           <w:sz w:val="22"/>
         </w:rPr>
-        <w:t xml:space="preserve">　　　　　　　　　</w:t>
+        <w:t xml:space="preserve">　　　　　{{ s1_year or "　　　　" }}</w:t>
       </w:r>
       <w:r>
         <w:rPr>
@@ -873,7 +873,7 @@
           <w:sz w:val="22"/>
           <w:lang w:eastAsia="zh-CN"/>
         </w:rPr>
-        <w:t xml:space="preserve"> </w:t>
+        <w:t xml:space="preserve">{{ s1_month or "    " }}</w:t>
       </w:r>
       <w:r>
         <w:rPr>
@@ -881,7 +881,7 @@
           <w:sz w:val="22"/>
           <w:lang w:eastAsia="zh-CN"/>
         </w:rPr>
-        <w:t xml:space="preserve">   月    日    点    分起至    点    分</w:t>
+        <w:t xml:space="preserve">月{{ s1_day or "    " }}日{{ s1_start_hour or "    " }}点{{ s1_start_minute or "    " }}分起至{{ s1_end_hour or "    " }}点{{ s1_end_minute or "    " }}分</w:t>
       </w:r>
       <w:r>
         <w:rPr>
@@ -915,7 +915,7 @@
           <w:sz w:val="22"/>
           <w:lang w:eastAsia="zh-CN"/>
         </w:rPr>
-        <w:t xml:space="preserve">　　　　　　　　  年    月    日    点    分起至    点    分</w:t>
+        <w:t xml:space="preserve">　　　　　　{{ s2_year or "　　  " }}年{{ s2_month or "    " }}月{{ s2_day or "    " }}日{{ s2_start_hour or "    " }}点{{ s2_start_minute or "    " }}分起至{{ s2_end_hour or "    " }}点{{ s2_end_minute or "    " }}分</w:t>
       </w:r>
       <w:r>
         <w:rPr>
@@ -949,7 +949,7 @@
           <w:sz w:val="22"/>
           <w:lang w:eastAsia="zh-CN"/>
         </w:rPr>
-        <w:t xml:space="preserve">　　　　　　　　　年    月    日    点    </w:t>
+        <w:t xml:space="preserve">　　　　　{{ s3_year or "　　　　" }}年{{ s3_month or "    " }}月{{ s3_day or "    " }}日{{ s3_start_hour or "    " }}点{{ s3_start_minute or "    " }}</w:t>
       </w:r>
       <w:r>
         <w:rPr>
@@ -965,7 +965,7 @@
           <w:sz w:val="22"/>
           <w:lang w:eastAsia="zh-CN"/>
         </w:rPr>
-        <w:t xml:space="preserve">    </w:t>
+        <w:t xml:space="preserve">{{ s3_end_hour or "    " }}</w:t>
       </w:r>
       <w:r>
         <w:rPr>
@@ -981,7 +981,7 @@
           <w:sz w:val="22"/>
           <w:lang w:eastAsia="zh-CN"/>
         </w:rPr>
-        <w:t xml:space="preserve">    </w:t>
+        <w:t xml:space="preserve">{{ s3_end_minute or "    " }}</w:t>
       </w:r>
       <w:r>
         <w:rPr>
